--- a/fixtures/phase5/match_run/golden/frontend/resume-1.docx
+++ b/fixtures/phase5/match_run/golden/frontend/resume-1.docx
@@ -677,19 +677,7 @@
         <w:rPr>
           <w:b w:val="0"/>
         </w:rPr>
-        <w:t xml:space="preserve">Argo</w:t>
-      </w:r>
-      <w:r>
-        <w:rPr>
-          <w:b w:val="0"/>
-        </w:rPr>
-        <w:t xml:space="preserve"> </w:t>
-      </w:r>
-      <w:r>
-        <w:rPr>
-          <w:b w:val="0"/>
-        </w:rPr>
-        <w:t xml:space="preserve">Workflows,</w:t>
+        <w:t xml:space="preserve">Argo Workflows,</w:t>
       </w:r>
       <w:r>
         <w:rPr>
@@ -714,7 +702,7 @@
           <w:rPr>
             <w:u w:val="single"/>
           </w:rPr>
-          <w:t>GitHub</w:t>
+          <w:t xml:space="preserve">GitHub</w:t>
         </w:r>
       </w:hyperlink>
       <w:r>
